--- a/Отчёт по модулю 1.docx
+++ b/Отчёт по модулю 1.docx
@@ -5,12 +5,21 @@
     <w:p>
       <w:pPr>
         <w:pStyle w:val="1"/>
+        <w:rPr>
+          <w:lang w:val="en-US"/>
+        </w:rPr>
       </w:pPr>
+      <w:r>
+        <w:t>Используемые атрибуты</w:t>
+      </w:r>
+      <w:r>
+        <w:rPr>
+          <w:lang w:val="en-US"/>
+        </w:rPr>
+        <w:t xml:space="preserve">   </w:t>
+      </w:r>
       <w:bookmarkStart w:id="0" w:name="_GoBack"/>
       <w:bookmarkEnd w:id="0"/>
-      <w:r>
-        <w:t>Используемые атрибуты</w:t>
-      </w:r>
     </w:p>
     <w:p>
       <w:pPr>
@@ -86,9 +95,11 @@
             <w:tcW w:w="1980" w:type="dxa"/>
           </w:tcPr>
           <w:p>
+            <w:proofErr w:type="spellStart"/>
             <w:r>
               <w:t>layout_width</w:t>
             </w:r>
+            <w:proofErr w:type="spellEnd"/>
           </w:p>
         </w:tc>
         <w:tc>
@@ -108,9 +119,11 @@
             <w:tcW w:w="1980" w:type="dxa"/>
           </w:tcPr>
           <w:p>
+            <w:proofErr w:type="spellStart"/>
             <w:r>
               <w:t>layout_height</w:t>
             </w:r>
+            <w:proofErr w:type="spellEnd"/>
           </w:p>
         </w:tc>
         <w:tc>
@@ -130,9 +143,11 @@
             <w:tcW w:w="1980" w:type="dxa"/>
           </w:tcPr>
           <w:p>
+            <w:proofErr w:type="spellStart"/>
             <w:r>
               <w:t>match_parent</w:t>
             </w:r>
+            <w:proofErr w:type="spellEnd"/>
           </w:p>
         </w:tc>
         <w:tc>
@@ -141,7 +156,15 @@
           </w:tcPr>
           <w:p>
             <w:r>
-              <w:t>Элемент занимает всё доступное место родителя. Пример: ListView растягивается на весь экран.</w:t>
+              <w:t xml:space="preserve">Элемент занимает всё доступное место родителя. Пример: </w:t>
+            </w:r>
+            <w:proofErr w:type="spellStart"/>
+            <w:r>
+              <w:t>ListView</w:t>
+            </w:r>
+            <w:proofErr w:type="spellEnd"/>
+            <w:r>
+              <w:t xml:space="preserve"> растягивается на весь экран.</w:t>
             </w:r>
           </w:p>
         </w:tc>
@@ -152,9 +175,11 @@
             <w:tcW w:w="1980" w:type="dxa"/>
           </w:tcPr>
           <w:p>
+            <w:proofErr w:type="spellStart"/>
             <w:r>
               <w:t>wrap_content</w:t>
             </w:r>
+            <w:proofErr w:type="spellEnd"/>
           </w:p>
         </w:tc>
         <w:tc>
@@ -163,7 +188,15 @@
           </w:tcPr>
           <w:p>
             <w:r>
-              <w:t>Элемент занимает столько места, сколько нужно его содержимому. Пример: TextView оборачивает текст.</w:t>
+              <w:t xml:space="preserve">Элемент занимает столько места, сколько нужно его содержимому. Пример: </w:t>
+            </w:r>
+            <w:proofErr w:type="spellStart"/>
+            <w:r>
+              <w:t>TextView</w:t>
+            </w:r>
+            <w:proofErr w:type="spellEnd"/>
+            <w:r>
+              <w:t xml:space="preserve"> оборачивает текст.</w:t>
             </w:r>
           </w:p>
         </w:tc>
@@ -174,8 +207,21 @@
             <w:tcW w:w="1980" w:type="dxa"/>
           </w:tcPr>
           <w:p>
-            <w:r>
-              <w:t>orientation="vertical"</w:t>
+            <w:proofErr w:type="spellStart"/>
+            <w:r>
+              <w:t>orientation</w:t>
+            </w:r>
+            <w:proofErr w:type="spellEnd"/>
+            <w:r>
+              <w:t>="</w:t>
+            </w:r>
+            <w:proofErr w:type="spellStart"/>
+            <w:r>
+              <w:t>vertical</w:t>
+            </w:r>
+            <w:proofErr w:type="spellEnd"/>
+            <w:r>
+              <w:t>"</w:t>
             </w:r>
           </w:p>
         </w:tc>
@@ -185,7 +231,15 @@
           </w:tcPr>
           <w:p>
             <w:r>
-              <w:t>У LinearLayout задаёт направление укладки дочерних элементов — сверху вниз.</w:t>
+              <w:t xml:space="preserve">У </w:t>
+            </w:r>
+            <w:proofErr w:type="spellStart"/>
+            <w:r>
+              <w:t>LinearLayout</w:t>
+            </w:r>
+            <w:proofErr w:type="spellEnd"/>
+            <w:r>
+              <w:t xml:space="preserve"> задаёт направление укладки дочерних элементов — сверху вниз.</w:t>
             </w:r>
           </w:p>
         </w:tc>
@@ -196,9 +250,11 @@
             <w:tcW w:w="1980" w:type="dxa"/>
           </w:tcPr>
           <w:p>
+            <w:proofErr w:type="spellStart"/>
             <w:r>
               <w:t>padding</w:t>
             </w:r>
+            <w:proofErr w:type="spellEnd"/>
           </w:p>
         </w:tc>
         <w:tc>
@@ -218,9 +274,11 @@
             <w:tcW w:w="1980" w:type="dxa"/>
           </w:tcPr>
           <w:p>
+            <w:proofErr w:type="spellStart"/>
             <w:r>
               <w:t>divider</w:t>
             </w:r>
+            <w:proofErr w:type="spellEnd"/>
           </w:p>
         </w:tc>
         <w:tc>
@@ -229,7 +287,15 @@
           </w:tcPr>
           <w:p>
             <w:r>
-              <w:t>Цвет разделителя между строками ListView.</w:t>
+              <w:t xml:space="preserve">Цвет разделителя между строками </w:t>
+            </w:r>
+            <w:proofErr w:type="spellStart"/>
+            <w:r>
+              <w:t>ListView</w:t>
+            </w:r>
+            <w:proofErr w:type="spellEnd"/>
+            <w:r>
+              <w:t>.</w:t>
             </w:r>
           </w:p>
         </w:tc>
@@ -240,9 +306,11 @@
             <w:tcW w:w="1980" w:type="dxa"/>
           </w:tcPr>
           <w:p>
+            <w:proofErr w:type="spellStart"/>
             <w:r>
               <w:t>dividerHeight</w:t>
             </w:r>
+            <w:proofErr w:type="spellEnd"/>
           </w:p>
         </w:tc>
         <w:tc>
@@ -251,7 +319,15 @@
           </w:tcPr>
           <w:p>
             <w:r>
-              <w:t>Толщина разделителя между строками ListView.</w:t>
+              <w:t xml:space="preserve">Толщина разделителя между строками </w:t>
+            </w:r>
+            <w:proofErr w:type="spellStart"/>
+            <w:r>
+              <w:t>ListView</w:t>
+            </w:r>
+            <w:proofErr w:type="spellEnd"/>
+            <w:r>
+              <w:t>.</w:t>
             </w:r>
           </w:p>
         </w:tc>
@@ -262,9 +338,11 @@
             <w:tcW w:w="1980" w:type="dxa"/>
           </w:tcPr>
           <w:p>
+            <w:proofErr w:type="spellStart"/>
             <w:r>
               <w:t>id</w:t>
             </w:r>
+            <w:proofErr w:type="spellEnd"/>
           </w:p>
         </w:tc>
         <w:tc>
@@ -273,7 +351,23 @@
           </w:tcPr>
           <w:p>
             <w:r>
-              <w:t>Уникальное имя элемента, по которому к нему обращаются из Kotlin-кода через findViewById.</w:t>
+              <w:t xml:space="preserve">Уникальное имя элемента, по которому к нему обращаются из </w:t>
+            </w:r>
+            <w:proofErr w:type="spellStart"/>
+            <w:r>
+              <w:t>Kotlin</w:t>
+            </w:r>
+            <w:proofErr w:type="spellEnd"/>
+            <w:r>
+              <w:t xml:space="preserve">-кода через </w:t>
+            </w:r>
+            <w:proofErr w:type="spellStart"/>
+            <w:r>
+              <w:t>findViewById</w:t>
+            </w:r>
+            <w:proofErr w:type="spellEnd"/>
+            <w:r>
+              <w:t>.</w:t>
             </w:r>
           </w:p>
         </w:tc>
@@ -284,9 +378,11 @@
             <w:tcW w:w="1980" w:type="dxa"/>
           </w:tcPr>
           <w:p>
+            <w:proofErr w:type="spellStart"/>
             <w:r>
               <w:t>layout_width</w:t>
             </w:r>
+            <w:proofErr w:type="spellEnd"/>
           </w:p>
         </w:tc>
         <w:tc>
@@ -306,9 +402,11 @@
             <w:tcW w:w="1980" w:type="dxa"/>
           </w:tcPr>
           <w:p>
+            <w:proofErr w:type="spellStart"/>
             <w:r>
               <w:t>layout_height</w:t>
             </w:r>
+            <w:proofErr w:type="spellEnd"/>
           </w:p>
         </w:tc>
         <w:tc>
@@ -328,9 +426,11 @@
             <w:tcW w:w="1980" w:type="dxa"/>
           </w:tcPr>
           <w:p>
+            <w:proofErr w:type="spellStart"/>
             <w:r>
               <w:t>match_parent</w:t>
             </w:r>
+            <w:proofErr w:type="spellEnd"/>
           </w:p>
         </w:tc>
         <w:tc>
@@ -339,7 +439,15 @@
           </w:tcPr>
           <w:p>
             <w:r>
-              <w:t>Элемент занимает всё доступное место родителя. Пример: ListView растягивается на весь экран.</w:t>
+              <w:t xml:space="preserve">Элемент занимает всё доступное место родителя. Пример: </w:t>
+            </w:r>
+            <w:proofErr w:type="spellStart"/>
+            <w:r>
+              <w:t>ListView</w:t>
+            </w:r>
+            <w:proofErr w:type="spellEnd"/>
+            <w:r>
+              <w:t xml:space="preserve"> растягивается на весь экран.</w:t>
             </w:r>
           </w:p>
         </w:tc>
@@ -350,9 +458,11 @@
             <w:tcW w:w="1980" w:type="dxa"/>
           </w:tcPr>
           <w:p>
+            <w:proofErr w:type="spellStart"/>
             <w:r>
               <w:t>wrap_content</w:t>
             </w:r>
+            <w:proofErr w:type="spellEnd"/>
           </w:p>
         </w:tc>
         <w:tc>
@@ -361,7 +471,15 @@
           </w:tcPr>
           <w:p>
             <w:r>
-              <w:t>Элемент занимает столько места, сколько нужно его содержимому. Пример: TextView оборачивает текст.</w:t>
+              <w:t xml:space="preserve">Элемент занимает столько места, сколько нужно его содержимому. Пример: </w:t>
+            </w:r>
+            <w:proofErr w:type="spellStart"/>
+            <w:r>
+              <w:t>TextView</w:t>
+            </w:r>
+            <w:proofErr w:type="spellEnd"/>
+            <w:r>
+              <w:t xml:space="preserve"> оборачивает текст.</w:t>
             </w:r>
           </w:p>
         </w:tc>
@@ -372,8 +490,21 @@
             <w:tcW w:w="1980" w:type="dxa"/>
           </w:tcPr>
           <w:p>
-            <w:r>
-              <w:t>orientation="vertical"</w:t>
+            <w:proofErr w:type="spellStart"/>
+            <w:r>
+              <w:t>orientation</w:t>
+            </w:r>
+            <w:proofErr w:type="spellEnd"/>
+            <w:r>
+              <w:t>="</w:t>
+            </w:r>
+            <w:proofErr w:type="spellStart"/>
+            <w:r>
+              <w:t>vertical</w:t>
+            </w:r>
+            <w:proofErr w:type="spellEnd"/>
+            <w:r>
+              <w:t>"</w:t>
             </w:r>
           </w:p>
         </w:tc>
@@ -383,7 +514,15 @@
           </w:tcPr>
           <w:p>
             <w:r>
-              <w:t>У LinearLayout задаёт направление укладки дочерних элементов — сверху вниз.</w:t>
+              <w:t xml:space="preserve">У </w:t>
+            </w:r>
+            <w:proofErr w:type="spellStart"/>
+            <w:r>
+              <w:t>LinearLayout</w:t>
+            </w:r>
+            <w:proofErr w:type="spellEnd"/>
+            <w:r>
+              <w:t xml:space="preserve"> задаёт направление укладки дочерних элементов — сверху вниз.</w:t>
             </w:r>
           </w:p>
         </w:tc>
@@ -394,9 +533,11 @@
             <w:tcW w:w="1980" w:type="dxa"/>
           </w:tcPr>
           <w:p>
+            <w:proofErr w:type="spellStart"/>
             <w:r>
               <w:t>padding</w:t>
             </w:r>
+            <w:proofErr w:type="spellEnd"/>
           </w:p>
         </w:tc>
         <w:tc>
@@ -434,7 +575,47 @@
           <w:bCs/>
           <w:highlight w:val="yellow"/>
         </w:rPr>
-        <w:t>Разница match_parent и wrap_content на примере:</w:t>
+        <w:t xml:space="preserve">Разница </w:t>
+      </w:r>
+      <w:proofErr w:type="spellStart"/>
+      <w:r>
+        <w:rPr>
+          <w:rFonts w:ascii="Times New Roman" w:hAnsi="Times New Roman" w:cs="Times New Roman"/>
+          <w:b/>
+          <w:bCs/>
+          <w:highlight w:val="yellow"/>
+        </w:rPr>
+        <w:t>match_parent</w:t>
+      </w:r>
+      <w:proofErr w:type="spellEnd"/>
+      <w:r>
+        <w:rPr>
+          <w:rFonts w:ascii="Times New Roman" w:hAnsi="Times New Roman" w:cs="Times New Roman"/>
+          <w:b/>
+          <w:bCs/>
+          <w:highlight w:val="yellow"/>
+        </w:rPr>
+        <w:t xml:space="preserve"> и </w:t>
+      </w:r>
+      <w:proofErr w:type="spellStart"/>
+      <w:r>
+        <w:rPr>
+          <w:rFonts w:ascii="Times New Roman" w:hAnsi="Times New Roman" w:cs="Times New Roman"/>
+          <w:b/>
+          <w:bCs/>
+          <w:highlight w:val="yellow"/>
+        </w:rPr>
+        <w:t>wrap_content</w:t>
+      </w:r>
+      <w:proofErr w:type="spellEnd"/>
+      <w:r>
+        <w:rPr>
+          <w:rFonts w:ascii="Times New Roman" w:hAnsi="Times New Roman" w:cs="Times New Roman"/>
+          <w:b/>
+          <w:bCs/>
+          <w:highlight w:val="yellow"/>
+        </w:rPr>
+        <w:t xml:space="preserve"> на примере:</w:t>
       </w:r>
     </w:p>
     <w:p>
@@ -444,12 +625,37 @@
           <w:highlight w:val="yellow"/>
         </w:rPr>
       </w:pPr>
-      <w:r>
-        <w:rPr>
-          <w:rFonts w:ascii="Times New Roman" w:hAnsi="Times New Roman" w:cs="Times New Roman"/>
-          <w:highlight w:val="yellow"/>
-        </w:rPr>
-        <w:t>ListView с match_parent по ширине и высоте — занимает весь экран.</w:t>
+      <w:proofErr w:type="spellStart"/>
+      <w:r>
+        <w:rPr>
+          <w:rFonts w:ascii="Times New Roman" w:hAnsi="Times New Roman" w:cs="Times New Roman"/>
+          <w:highlight w:val="yellow"/>
+        </w:rPr>
+        <w:t>ListView</w:t>
+      </w:r>
+      <w:proofErr w:type="spellEnd"/>
+      <w:r>
+        <w:rPr>
+          <w:rFonts w:ascii="Times New Roman" w:hAnsi="Times New Roman" w:cs="Times New Roman"/>
+          <w:highlight w:val="yellow"/>
+        </w:rPr>
+        <w:t xml:space="preserve"> с </w:t>
+      </w:r>
+      <w:proofErr w:type="spellStart"/>
+      <w:r>
+        <w:rPr>
+          <w:rFonts w:ascii="Times New Roman" w:hAnsi="Times New Roman" w:cs="Times New Roman"/>
+          <w:highlight w:val="yellow"/>
+        </w:rPr>
+        <w:t>match_parent</w:t>
+      </w:r>
+      <w:proofErr w:type="spellEnd"/>
+      <w:r>
+        <w:rPr>
+          <w:rFonts w:ascii="Times New Roman" w:hAnsi="Times New Roman" w:cs="Times New Roman"/>
+          <w:highlight w:val="yellow"/>
+        </w:rPr>
+        <w:t xml:space="preserve"> по ширине и высоте — занимает весь экран.</w:t>
       </w:r>
     </w:p>
     <w:p>
@@ -458,12 +664,37 @@
           <w:rFonts w:ascii="Times New Roman" w:hAnsi="Times New Roman" w:cs="Times New Roman"/>
         </w:rPr>
       </w:pPr>
-      <w:r>
-        <w:rPr>
-          <w:rFonts w:ascii="Times New Roman" w:hAnsi="Times New Roman" w:cs="Times New Roman"/>
-          <w:highlight w:val="yellow"/>
-        </w:rPr>
-        <w:t>TextView с wrap_content — занимает только столько места, сколько нужно для отображения текста.</w:t>
+      <w:proofErr w:type="spellStart"/>
+      <w:r>
+        <w:rPr>
+          <w:rFonts w:ascii="Times New Roman" w:hAnsi="Times New Roman" w:cs="Times New Roman"/>
+          <w:highlight w:val="yellow"/>
+        </w:rPr>
+        <w:t>TextView</w:t>
+      </w:r>
+      <w:proofErr w:type="spellEnd"/>
+      <w:r>
+        <w:rPr>
+          <w:rFonts w:ascii="Times New Roman" w:hAnsi="Times New Roman" w:cs="Times New Roman"/>
+          <w:highlight w:val="yellow"/>
+        </w:rPr>
+        <w:t xml:space="preserve"> с </w:t>
+      </w:r>
+      <w:proofErr w:type="spellStart"/>
+      <w:r>
+        <w:rPr>
+          <w:rFonts w:ascii="Times New Roman" w:hAnsi="Times New Roman" w:cs="Times New Roman"/>
+          <w:highlight w:val="yellow"/>
+        </w:rPr>
+        <w:t>wrap_content</w:t>
+      </w:r>
+      <w:proofErr w:type="spellEnd"/>
+      <w:r>
+        <w:rPr>
+          <w:rFonts w:ascii="Times New Roman" w:hAnsi="Times New Roman" w:cs="Times New Roman"/>
+          <w:highlight w:val="yellow"/>
+        </w:rPr>
+        <w:t xml:space="preserve"> — занимает только столько места, сколько нужно для отображения текста.</w:t>
       </w:r>
     </w:p>
     <w:p/>
@@ -550,14 +781,54 @@
             <w:pPr>
               <w:rPr>
                 <w:rFonts w:ascii="Times New Roman" w:hAnsi="Times New Roman" w:cs="Times New Roman"/>
-                <w:lang w:val="en-US"/>
               </w:rPr>
             </w:pPr>
+            <w:proofErr w:type="gramStart"/>
             <w:r>
               <w:rPr>
                 <w:lang w:val="en-US"/>
               </w:rPr>
-              <w:t>android:label="@string/app_name"</w:t>
+              <w:t>android</w:t>
+            </w:r>
+            <w:r>
+              <w:t>:</w:t>
+            </w:r>
+            <w:r>
+              <w:rPr>
+                <w:lang w:val="en-US"/>
+              </w:rPr>
+              <w:t>label</w:t>
+            </w:r>
+            <w:proofErr w:type="gramEnd"/>
+            <w:r>
+              <w:t>="@</w:t>
+            </w:r>
+            <w:r>
+              <w:rPr>
+                <w:lang w:val="en-US"/>
+              </w:rPr>
+              <w:t>string</w:t>
+            </w:r>
+            <w:r>
+              <w:t>/</w:t>
+            </w:r>
+            <w:r>
+              <w:rPr>
+                <w:lang w:val="en-US"/>
+              </w:rPr>
+              <w:t>app</w:t>
+            </w:r>
+            <w:r>
+              <w:t>_</w:t>
+            </w:r>
+            <w:r>
+              <w:rPr>
+                <w:lang w:val="en-US"/>
+              </w:rPr>
+              <w:t>name</w:t>
+            </w:r>
+            <w:r>
+              <w:t>"</w:t>
             </w:r>
           </w:p>
         </w:tc>
@@ -589,9 +860,13 @@
                 <w:lang w:val="en-US"/>
               </w:rPr>
             </w:pPr>
+            <w:proofErr w:type="spellStart"/>
+            <w:proofErr w:type="gramStart"/>
             <w:r>
               <w:t>android:icon</w:t>
             </w:r>
+            <w:proofErr w:type="spellEnd"/>
+            <w:proofErr w:type="gramEnd"/>
           </w:p>
         </w:tc>
         <w:tc>
@@ -623,9 +898,13 @@
                 <w:lang w:val="en-US"/>
               </w:rPr>
             </w:pPr>
+            <w:proofErr w:type="spellStart"/>
+            <w:proofErr w:type="gramStart"/>
             <w:r>
               <w:t>android:theme</w:t>
             </w:r>
+            <w:proofErr w:type="spellEnd"/>
+            <w:proofErr w:type="gramEnd"/>
           </w:p>
         </w:tc>
         <w:tc>
@@ -657,8 +936,23 @@
                 <w:lang w:val="en-US"/>
               </w:rPr>
             </w:pPr>
-            <w:r>
-              <w:t>android:exported="true"</w:t>
+            <w:proofErr w:type="spellStart"/>
+            <w:proofErr w:type="gramStart"/>
+            <w:r>
+              <w:t>android:exported</w:t>
+            </w:r>
+            <w:proofErr w:type="spellEnd"/>
+            <w:proofErr w:type="gramEnd"/>
+            <w:r>
+              <w:t>="</w:t>
+            </w:r>
+            <w:proofErr w:type="spellStart"/>
+            <w:r>
+              <w:t>true</w:t>
+            </w:r>
+            <w:proofErr w:type="spellEnd"/>
+            <w:r>
+              <w:t>"</w:t>
             </w:r>
           </w:p>
         </w:tc>
@@ -673,7 +967,15 @@
               </w:rPr>
             </w:pPr>
             <w:r>
-              <w:t>Разрешает системе запускать Activity извне (нужно для главного экрана).</w:t>
+              <w:t xml:space="preserve">Разрешает системе запускать </w:t>
+            </w:r>
+            <w:proofErr w:type="spellStart"/>
+            <w:r>
+              <w:t>Activity</w:t>
+            </w:r>
+            <w:proofErr w:type="spellEnd"/>
+            <w:r>
+              <w:t xml:space="preserve"> извне (нужно для главного экрана).</w:t>
             </w:r>
           </w:p>
         </w:tc>
@@ -718,7 +1020,15 @@
               </w:rPr>
             </w:pPr>
             <w:r>
-              <w:t>Указывает, что эта Activity — точка входа и появится в списке приложений.</w:t>
+              <w:t xml:space="preserve">Указывает, что эта </w:t>
+            </w:r>
+            <w:proofErr w:type="spellStart"/>
+            <w:r>
+              <w:t>Activity</w:t>
+            </w:r>
+            <w:proofErr w:type="spellEnd"/>
+            <w:r>
+              <w:t xml:space="preserve"> — точка входа и появится в списке приложений.</w:t>
             </w:r>
           </w:p>
         </w:tc>
@@ -734,8 +1044,31 @@
                 <w:rFonts w:ascii="Times New Roman" w:hAnsi="Times New Roman" w:cs="Times New Roman"/>
               </w:rPr>
             </w:pPr>
-            <w:r>
-              <w:t>android:label="@string/app_name"</w:t>
+            <w:proofErr w:type="spellStart"/>
+            <w:proofErr w:type="gramStart"/>
+            <w:r>
+              <w:t>android:label</w:t>
+            </w:r>
+            <w:proofErr w:type="spellEnd"/>
+            <w:proofErr w:type="gramEnd"/>
+            <w:r>
+              <w:t>="@</w:t>
+            </w:r>
+            <w:proofErr w:type="spellStart"/>
+            <w:r>
+              <w:t>string</w:t>
+            </w:r>
+            <w:proofErr w:type="spellEnd"/>
+            <w:r>
+              <w:t>/</w:t>
+            </w:r>
+            <w:proofErr w:type="spellStart"/>
+            <w:r>
+              <w:t>app_name</w:t>
+            </w:r>
+            <w:proofErr w:type="spellEnd"/>
+            <w:r>
+              <w:t>"</w:t>
             </w:r>
           </w:p>
         </w:tc>
@@ -767,9 +1100,13 @@
                 <w:lang w:val="en-US"/>
               </w:rPr>
             </w:pPr>
+            <w:proofErr w:type="spellStart"/>
+            <w:proofErr w:type="gramStart"/>
             <w:r>
               <w:t>android:icon</w:t>
             </w:r>
+            <w:proofErr w:type="spellEnd"/>
+            <w:proofErr w:type="gramEnd"/>
           </w:p>
         </w:tc>
         <w:tc>
@@ -919,8 +1256,18 @@
             <w:tcW w:w="1696" w:type="dxa"/>
           </w:tcPr>
           <w:p>
-            <w:r>
-              <w:t>onCreate()</w:t>
+            <w:proofErr w:type="spellStart"/>
+            <w:proofErr w:type="gramStart"/>
+            <w:r>
+              <w:t>onCreate</w:t>
+            </w:r>
+            <w:proofErr w:type="spellEnd"/>
+            <w:r>
+              <w:t>(</w:t>
+            </w:r>
+            <w:proofErr w:type="gramEnd"/>
+            <w:r>
+              <w:t>)</w:t>
             </w:r>
           </w:p>
         </w:tc>
@@ -930,8 +1277,13 @@
           </w:tcPr>
           <w:p>
             <w:r>
-              <w:t>При первом создании Activity</w:t>
-            </w:r>
+              <w:t xml:space="preserve">При первом создании </w:t>
+            </w:r>
+            <w:proofErr w:type="spellStart"/>
+            <w:r>
+              <w:t>Activity</w:t>
+            </w:r>
+            <w:proofErr w:type="spellEnd"/>
           </w:p>
         </w:tc>
         <w:tc>
@@ -940,7 +1292,15 @@
           </w:tcPr>
           <w:p>
             <w:r>
-              <w:t>Здесь подключается разметка (setContentView), инициализируются переменные</w:t>
+              <w:t>Здесь подключается разметка (</w:t>
+            </w:r>
+            <w:proofErr w:type="spellStart"/>
+            <w:r>
+              <w:t>setContentView</w:t>
+            </w:r>
+            <w:proofErr w:type="spellEnd"/>
+            <w:r>
+              <w:t>), инициализируются переменные</w:t>
             </w:r>
           </w:p>
         </w:tc>
@@ -951,8 +1311,18 @@
             <w:tcW w:w="1696" w:type="dxa"/>
           </w:tcPr>
           <w:p>
-            <w:r>
-              <w:t>onStart()</w:t>
+            <w:proofErr w:type="spellStart"/>
+            <w:proofErr w:type="gramStart"/>
+            <w:r>
+              <w:t>onStart</w:t>
+            </w:r>
+            <w:proofErr w:type="spellEnd"/>
+            <w:r>
+              <w:t>(</w:t>
+            </w:r>
+            <w:proofErr w:type="gramEnd"/>
+            <w:r>
+              <w:t>)</w:t>
             </w:r>
           </w:p>
         </w:tc>
@@ -962,7 +1332,15 @@
           </w:tcPr>
           <w:p>
             <w:r>
-              <w:t>Когда Activity становится видимой</w:t>
+              <w:t xml:space="preserve">Когда </w:t>
+            </w:r>
+            <w:proofErr w:type="spellStart"/>
+            <w:r>
+              <w:t>Activity</w:t>
+            </w:r>
+            <w:proofErr w:type="spellEnd"/>
+            <w:r>
+              <w:t xml:space="preserve"> становится видимой</w:t>
             </w:r>
           </w:p>
         </w:tc>
@@ -986,8 +1364,18 @@
             <w:tcW w:w="1696" w:type="dxa"/>
           </w:tcPr>
           <w:p>
-            <w:r>
-              <w:t>onResume()</w:t>
+            <w:proofErr w:type="spellStart"/>
+            <w:proofErr w:type="gramStart"/>
+            <w:r>
+              <w:t>onResume</w:t>
+            </w:r>
+            <w:proofErr w:type="spellEnd"/>
+            <w:r>
+              <w:t>(</w:t>
+            </w:r>
+            <w:proofErr w:type="gramEnd"/>
+            <w:r>
+              <w:t>)</w:t>
             </w:r>
           </w:p>
         </w:tc>
@@ -997,7 +1385,15 @@
           </w:tcPr>
           <w:p>
             <w:r>
-              <w:t>Когда Activity получает фокус и готова к взаимодействию</w:t>
+              <w:t xml:space="preserve">Когда </w:t>
+            </w:r>
+            <w:proofErr w:type="spellStart"/>
+            <w:r>
+              <w:t>Activity</w:t>
+            </w:r>
+            <w:proofErr w:type="spellEnd"/>
+            <w:r>
+              <w:t xml:space="preserve"> получает фокус и готова к взаимодействию</w:t>
             </w:r>
           </w:p>
         </w:tc>
@@ -1007,7 +1403,15 @@
           </w:tcPr>
           <w:p>
             <w:r>
-              <w:t>Запуск анимаций, регистрация слушателей.</w:t>
+              <w:t xml:space="preserve">Запуск </w:t>
+            </w:r>
+            <w:proofErr w:type="spellStart"/>
+            <w:r>
+              <w:t>анимаций</w:t>
+            </w:r>
+            <w:proofErr w:type="spellEnd"/>
+            <w:r>
+              <w:t>, регистрация слушателей.</w:t>
             </w:r>
           </w:p>
         </w:tc>
@@ -1018,8 +1422,18 @@
             <w:tcW w:w="1696" w:type="dxa"/>
           </w:tcPr>
           <w:p>
-            <w:r>
-              <w:t>onPause()</w:t>
+            <w:proofErr w:type="spellStart"/>
+            <w:proofErr w:type="gramStart"/>
+            <w:r>
+              <w:t>onPause</w:t>
+            </w:r>
+            <w:proofErr w:type="spellEnd"/>
+            <w:r>
+              <w:t>(</w:t>
+            </w:r>
+            <w:proofErr w:type="gramEnd"/>
+            <w:r>
+              <w:t>)</w:t>
             </w:r>
           </w:p>
         </w:tc>
@@ -1029,7 +1443,15 @@
           </w:tcPr>
           <w:p>
             <w:r>
-              <w:t>Когда пользователь уходит с Activity (частично)</w:t>
+              <w:t xml:space="preserve">Когда пользователь уходит с </w:t>
+            </w:r>
+            <w:proofErr w:type="spellStart"/>
+            <w:r>
+              <w:t>Activity</w:t>
+            </w:r>
+            <w:proofErr w:type="spellEnd"/>
+            <w:r>
+              <w:t xml:space="preserve"> (частично)</w:t>
             </w:r>
           </w:p>
         </w:tc>
@@ -1039,7 +1461,15 @@
           </w:tcPr>
           <w:p>
             <w:r>
-              <w:t>Остановка анимаций, сохранение черновиков.</w:t>
+              <w:t xml:space="preserve">Остановка </w:t>
+            </w:r>
+            <w:proofErr w:type="spellStart"/>
+            <w:r>
+              <w:t>анимаций</w:t>
+            </w:r>
+            <w:proofErr w:type="spellEnd"/>
+            <w:r>
+              <w:t>, сохранение черновиков.</w:t>
             </w:r>
           </w:p>
         </w:tc>
@@ -1050,8 +1480,18 @@
             <w:tcW w:w="1696" w:type="dxa"/>
           </w:tcPr>
           <w:p>
-            <w:r>
-              <w:t>onStop()</w:t>
+            <w:proofErr w:type="spellStart"/>
+            <w:proofErr w:type="gramStart"/>
+            <w:r>
+              <w:t>onStop</w:t>
+            </w:r>
+            <w:proofErr w:type="spellEnd"/>
+            <w:r>
+              <w:t>(</w:t>
+            </w:r>
+            <w:proofErr w:type="gramEnd"/>
+            <w:r>
+              <w:t>)</w:t>
             </w:r>
           </w:p>
         </w:tc>
@@ -1061,7 +1501,15 @@
           </w:tcPr>
           <w:p>
             <w:r>
-              <w:t>Когда Activity полностью скрыта</w:t>
+              <w:t xml:space="preserve">Когда </w:t>
+            </w:r>
+            <w:proofErr w:type="spellStart"/>
+            <w:r>
+              <w:t>Activity</w:t>
+            </w:r>
+            <w:proofErr w:type="spellEnd"/>
+            <w:r>
+              <w:t xml:space="preserve"> полностью скрыта</w:t>
             </w:r>
           </w:p>
         </w:tc>
@@ -1082,8 +1530,18 @@
             <w:tcW w:w="1696" w:type="dxa"/>
           </w:tcPr>
           <w:p>
-            <w:r>
-              <w:t>onDestroy()</w:t>
+            <w:proofErr w:type="spellStart"/>
+            <w:proofErr w:type="gramStart"/>
+            <w:r>
+              <w:t>onDestroy</w:t>
+            </w:r>
+            <w:proofErr w:type="spellEnd"/>
+            <w:r>
+              <w:t>(</w:t>
+            </w:r>
+            <w:proofErr w:type="gramEnd"/>
+            <w:r>
+              <w:t>)</w:t>
             </w:r>
           </w:p>
         </w:tc>
@@ -1093,7 +1551,15 @@
           </w:tcPr>
           <w:p>
             <w:r>
-              <w:t>Когда Activity уничтожается системой</w:t>
+              <w:t xml:space="preserve">Когда </w:t>
+            </w:r>
+            <w:proofErr w:type="spellStart"/>
+            <w:r>
+              <w:t>Activity</w:t>
+            </w:r>
+            <w:proofErr w:type="spellEnd"/>
+            <w:r>
+              <w:t xml:space="preserve"> уничтожается системой</w:t>
             </w:r>
           </w:p>
         </w:tc>
@@ -1292,6 +1758,7 @@
         </w:rPr>
         <w:t>-</w:t>
       </w:r>
+      <w:proofErr w:type="spellStart"/>
       <w:r>
         <w:rPr>
           <w:rFonts w:ascii="Times New Roman" w:hAnsi="Times New Roman" w:cs="Times New Roman"/>
@@ -1300,6 +1767,7 @@
         </w:rPr>
         <w:t>en</w:t>
       </w:r>
+      <w:proofErr w:type="spellEnd"/>
       <w:r>
         <w:rPr>
           <w:rFonts w:ascii="Times New Roman" w:hAnsi="Times New Roman" w:cs="Times New Roman"/>
@@ -1399,6 +1867,7 @@
           <w:highlight w:val="yellow"/>
         </w:rPr>
       </w:pPr>
+      <w:proofErr w:type="spellStart"/>
       <w:r>
         <w:rPr>
           <w:rFonts w:ascii="Times New Roman" w:hAnsi="Times New Roman" w:cs="Times New Roman"/>
@@ -1406,7 +1875,17 @@
           <w:iCs/>
           <w:highlight w:val="yellow"/>
         </w:rPr>
-        <w:t xml:space="preserve">Переиспользование. </w:t>
+        <w:t>Переиспользование</w:t>
+      </w:r>
+      <w:proofErr w:type="spellEnd"/>
+      <w:r>
+        <w:rPr>
+          <w:rFonts w:ascii="Times New Roman" w:hAnsi="Times New Roman" w:cs="Times New Roman"/>
+          <w:i/>
+          <w:iCs/>
+          <w:highlight w:val="yellow"/>
+        </w:rPr>
+        <w:t xml:space="preserve">. </w:t>
       </w:r>
       <w:r>
         <w:rPr>
@@ -1505,16 +1984,71 @@
         <w:rPr>
           <w:rFonts w:ascii="Times New Roman" w:hAnsi="Times New Roman" w:cs="Times New Roman"/>
           <w:highlight w:val="yellow"/>
+        </w:rPr>
+      </w:pPr>
+      <w:proofErr w:type="spellStart"/>
+      <w:r>
+        <w:rPr>
+          <w:rFonts w:ascii="Times New Roman" w:hAnsi="Times New Roman" w:cs="Times New Roman"/>
+          <w:highlight w:val="yellow"/>
           <w:lang w:val="en-US"/>
         </w:rPr>
-      </w:pPr>
+        <w:t>getString</w:t>
+      </w:r>
+      <w:proofErr w:type="spellEnd"/>
+      <w:r>
+        <w:rPr>
+          <w:rFonts w:ascii="Times New Roman" w:hAnsi="Times New Roman" w:cs="Times New Roman"/>
+          <w:highlight w:val="yellow"/>
+        </w:rPr>
+        <w:t>(</w:t>
+      </w:r>
+      <w:proofErr w:type="gramStart"/>
       <w:r>
         <w:rPr>
           <w:rFonts w:ascii="Times New Roman" w:hAnsi="Times New Roman" w:cs="Times New Roman"/>
           <w:highlight w:val="yellow"/>
           <w:lang w:val="en-US"/>
         </w:rPr>
-        <w:t>getString(R.string.task_1)</w:t>
+        <w:t>R</w:t>
+      </w:r>
+      <w:r>
+        <w:rPr>
+          <w:rFonts w:ascii="Times New Roman" w:hAnsi="Times New Roman" w:cs="Times New Roman"/>
+          <w:highlight w:val="yellow"/>
+        </w:rPr>
+        <w:t>.</w:t>
+      </w:r>
+      <w:r>
+        <w:rPr>
+          <w:rFonts w:ascii="Times New Roman" w:hAnsi="Times New Roman" w:cs="Times New Roman"/>
+          <w:highlight w:val="yellow"/>
+          <w:lang w:val="en-US"/>
+        </w:rPr>
+        <w:t>string</w:t>
+      </w:r>
+      <w:proofErr w:type="gramEnd"/>
+      <w:r>
+        <w:rPr>
+          <w:rFonts w:ascii="Times New Roman" w:hAnsi="Times New Roman" w:cs="Times New Roman"/>
+          <w:highlight w:val="yellow"/>
+        </w:rPr>
+        <w:t>.</w:t>
+      </w:r>
+      <w:r>
+        <w:rPr>
+          <w:rFonts w:ascii="Times New Roman" w:hAnsi="Times New Roman" w:cs="Times New Roman"/>
+          <w:highlight w:val="yellow"/>
+          <w:lang w:val="en-US"/>
+        </w:rPr>
+        <w:t>task</w:t>
+      </w:r>
+      <w:r>
+        <w:rPr>
+          <w:rFonts w:ascii="Times New Roman" w:hAnsi="Times New Roman" w:cs="Times New Roman"/>
+          <w:highlight w:val="yellow"/>
+        </w:rPr>
+        <w:t>_1)</w:t>
       </w:r>
     </w:p>
     <w:p>
@@ -1522,7 +2056,6 @@
         <w:rPr>
           <w:rFonts w:ascii="Times New Roman" w:hAnsi="Times New Roman" w:cs="Times New Roman"/>
           <w:highlight w:val="yellow"/>
-          <w:lang w:val="en-US"/>
         </w:rPr>
       </w:pPr>
     </w:p>
@@ -1537,7 +2070,23 @@
           <w:rFonts w:ascii="Times New Roman" w:hAnsi="Times New Roman" w:cs="Times New Roman"/>
           <w:highlight w:val="yellow"/>
         </w:rPr>
-        <w:t>В общем и целом, строки выносятся в отдельный файл для того, чтобы можно было её поменять в одном месте и не искать по всему коду, хранить их в одном месте (это занимает меньше памяти, кста), и для нормальной локализации для папуасов</w:t>
+        <w:t xml:space="preserve">В общем и целом, строки выносятся в отдельный файл для того, чтобы можно было её поменять в одном месте и не искать по всему коду, хранить их в одном месте (это занимает меньше памяти, </w:t>
+      </w:r>
+      <w:proofErr w:type="spellStart"/>
+      <w:r>
+        <w:rPr>
+          <w:rFonts w:ascii="Times New Roman" w:hAnsi="Times New Roman" w:cs="Times New Roman"/>
+          <w:highlight w:val="yellow"/>
+        </w:rPr>
+        <w:t>кста</w:t>
+      </w:r>
+      <w:proofErr w:type="spellEnd"/>
+      <w:r>
+        <w:rPr>
+          <w:rFonts w:ascii="Times New Roman" w:hAnsi="Times New Roman" w:cs="Times New Roman"/>
+          <w:highlight w:val="yellow"/>
+        </w:rPr>
+        <w:t>), и для нормальной локализации для папуасов</w:t>
       </w:r>
     </w:p>
     <w:p>
@@ -1619,7 +2168,55 @@
           <w:highlight w:val="yellow"/>
         </w:rPr>
         <w:br/>
-        <w:t>Проект Android состоит из одного модуля app, внутри которого всё разделено на код, ресурсы и настройки сборки. В папке manifests лежит AndroidManifest.xml — «паспорт» приложения: в нём указано, какие экраны существуют, какой из них главный, какая у приложения иконка, название и тема. Без этого файла система не сможет установить и запустить приложение.</w:t>
+        <w:t xml:space="preserve">Проект </w:t>
+      </w:r>
+      <w:proofErr w:type="spellStart"/>
+      <w:r>
+        <w:rPr>
+          <w:rFonts w:ascii="Times New Roman" w:hAnsi="Times New Roman" w:cs="Times New Roman"/>
+          <w:highlight w:val="yellow"/>
+        </w:rPr>
+        <w:t>Android</w:t>
+      </w:r>
+      <w:proofErr w:type="spellEnd"/>
+      <w:r>
+        <w:rPr>
+          <w:rFonts w:ascii="Times New Roman" w:hAnsi="Times New Roman" w:cs="Times New Roman"/>
+          <w:highlight w:val="yellow"/>
+        </w:rPr>
+        <w:t xml:space="preserve"> состоит из одного модуля </w:t>
+      </w:r>
+      <w:proofErr w:type="spellStart"/>
+      <w:r>
+        <w:rPr>
+          <w:rFonts w:ascii="Times New Roman" w:hAnsi="Times New Roman" w:cs="Times New Roman"/>
+          <w:highlight w:val="yellow"/>
+        </w:rPr>
+        <w:t>app</w:t>
+      </w:r>
+      <w:proofErr w:type="spellEnd"/>
+      <w:r>
+        <w:rPr>
+          <w:rFonts w:ascii="Times New Roman" w:hAnsi="Times New Roman" w:cs="Times New Roman"/>
+          <w:highlight w:val="yellow"/>
+        </w:rPr>
+        <w:t xml:space="preserve">, внутри которого всё разделено на код, ресурсы и настройки сборки. В папке </w:t>
+      </w:r>
+      <w:proofErr w:type="spellStart"/>
+      <w:r>
+        <w:rPr>
+          <w:rFonts w:ascii="Times New Roman" w:hAnsi="Times New Roman" w:cs="Times New Roman"/>
+          <w:highlight w:val="yellow"/>
+        </w:rPr>
+        <w:t>manifests</w:t>
+      </w:r>
+      <w:proofErr w:type="spellEnd"/>
+      <w:r>
+        <w:rPr>
+          <w:rFonts w:ascii="Times New Roman" w:hAnsi="Times New Roman" w:cs="Times New Roman"/>
+          <w:highlight w:val="yellow"/>
+        </w:rPr>
+        <w:t xml:space="preserve"> лежит AndroidManifest.xml — «паспорт» приложения: в нём указано, какие экраны существуют, какой из них главный, какая у приложения иконка, название и тема. Без этого файла система не сможет установить и запустить приложение.</w:t>
       </w:r>
     </w:p>
     <w:p>
@@ -1642,7 +2239,80 @@
           <w:rFonts w:ascii="Times New Roman" w:hAnsi="Times New Roman" w:cs="Times New Roman"/>
           <w:highlight w:val="yellow"/>
         </w:rPr>
-        <w:t>В папке kotlin+java хранится весь исходный код на Kotlin. Название историческое — раньше здесь были только Java-файлы. Внутри лежит пакет ru.university.taskcalendar с основными классами</w:t>
+        <w:t xml:space="preserve">В папке </w:t>
+      </w:r>
+      <w:proofErr w:type="spellStart"/>
+      <w:r>
+        <w:rPr>
+          <w:rFonts w:ascii="Times New Roman" w:hAnsi="Times New Roman" w:cs="Times New Roman"/>
+          <w:highlight w:val="yellow"/>
+        </w:rPr>
+        <w:t>kotlin+java</w:t>
+      </w:r>
+      <w:proofErr w:type="spellEnd"/>
+      <w:r>
+        <w:rPr>
+          <w:rFonts w:ascii="Times New Roman" w:hAnsi="Times New Roman" w:cs="Times New Roman"/>
+          <w:highlight w:val="yellow"/>
+        </w:rPr>
+        <w:t xml:space="preserve"> хранится весь исходный код на </w:t>
+      </w:r>
+      <w:proofErr w:type="spellStart"/>
+      <w:r>
+        <w:rPr>
+          <w:rFonts w:ascii="Times New Roman" w:hAnsi="Times New Roman" w:cs="Times New Roman"/>
+          <w:highlight w:val="yellow"/>
+        </w:rPr>
+        <w:t>Kotlin</w:t>
+      </w:r>
+      <w:proofErr w:type="spellEnd"/>
+      <w:r>
+        <w:rPr>
+          <w:rFonts w:ascii="Times New Roman" w:hAnsi="Times New Roman" w:cs="Times New Roman"/>
+          <w:highlight w:val="yellow"/>
+        </w:rPr>
+        <w:t xml:space="preserve">. Название историческое — раньше здесь были только </w:t>
+      </w:r>
+      <w:proofErr w:type="spellStart"/>
+      <w:r>
+        <w:rPr>
+          <w:rFonts w:ascii="Times New Roman" w:hAnsi="Times New Roman" w:cs="Times New Roman"/>
+          <w:highlight w:val="yellow"/>
+        </w:rPr>
+        <w:t>Java</w:t>
+      </w:r>
+      <w:proofErr w:type="spellEnd"/>
+      <w:r>
+        <w:rPr>
+          <w:rFonts w:ascii="Times New Roman" w:hAnsi="Times New Roman" w:cs="Times New Roman"/>
+          <w:highlight w:val="yellow"/>
+        </w:rPr>
+        <w:t xml:space="preserve">-файлы. Внутри лежит пакет </w:t>
+      </w:r>
+      <w:proofErr w:type="spellStart"/>
+      <w:proofErr w:type="gramStart"/>
+      <w:r>
+        <w:rPr>
+          <w:rFonts w:ascii="Times New Roman" w:hAnsi="Times New Roman" w:cs="Times New Roman"/>
+          <w:highlight w:val="yellow"/>
+        </w:rPr>
+        <w:t>ru.university</w:t>
+      </w:r>
+      <w:proofErr w:type="gramEnd"/>
+      <w:r>
+        <w:rPr>
+          <w:rFonts w:ascii="Times New Roman" w:hAnsi="Times New Roman" w:cs="Times New Roman"/>
+          <w:highlight w:val="yellow"/>
+        </w:rPr>
+        <w:t>.taskcalendar</w:t>
+      </w:r>
+      <w:proofErr w:type="spellEnd"/>
+      <w:r>
+        <w:rPr>
+          <w:rFonts w:ascii="Times New Roman" w:hAnsi="Times New Roman" w:cs="Times New Roman"/>
+          <w:highlight w:val="yellow"/>
+        </w:rPr>
+        <w:t xml:space="preserve"> с основными классами</w:t>
       </w:r>
       <w:r>
         <w:rPr>
@@ -1656,7 +2326,23 @@
           <w:rFonts w:ascii="Times New Roman" w:hAnsi="Times New Roman" w:cs="Times New Roman"/>
           <w:highlight w:val="yellow"/>
         </w:rPr>
-        <w:t>: MainActivity.kt (главный экран)</w:t>
+        <w:t xml:space="preserve">: </w:t>
+      </w:r>
+      <w:proofErr w:type="spellStart"/>
+      <w:r>
+        <w:rPr>
+          <w:rFonts w:ascii="Times New Roman" w:hAnsi="Times New Roman" w:cs="Times New Roman"/>
+          <w:highlight w:val="yellow"/>
+        </w:rPr>
+        <w:t>MainActivity.kt</w:t>
+      </w:r>
+      <w:proofErr w:type="spellEnd"/>
+      <w:r>
+        <w:rPr>
+          <w:rFonts w:ascii="Times New Roman" w:hAnsi="Times New Roman" w:cs="Times New Roman"/>
+          <w:highlight w:val="yellow"/>
+        </w:rPr>
+        <w:t xml:space="preserve"> (главный экран)</w:t>
       </w:r>
       <w:r>
         <w:rPr>
@@ -1693,7 +2379,103 @@
           <w:rFonts w:ascii="Times New Roman" w:hAnsi="Times New Roman" w:cs="Times New Roman"/>
           <w:highlight w:val="yellow"/>
         </w:rPr>
-        <w:t>Папка res содержит ресурсы — данные, отделённые от кода. В layout лежат XML-разметки экранов, например activity_main.xml. В drawable хранятся иконки и фоны, в mipmap — иконки приложения под разные разрешения экрана. В values находятся strings.xml со всеми текстами, colors.xml с цветами и themes.xml с темами оформления (их две — для светлого и тёмного режима). В папке xml лежат служебные конфигурации, которые на первых этапах не нужны.</w:t>
+        <w:t xml:space="preserve">Папка </w:t>
+      </w:r>
+      <w:proofErr w:type="spellStart"/>
+      <w:r>
+        <w:rPr>
+          <w:rFonts w:ascii="Times New Roman" w:hAnsi="Times New Roman" w:cs="Times New Roman"/>
+          <w:highlight w:val="yellow"/>
+        </w:rPr>
+        <w:t>res</w:t>
+      </w:r>
+      <w:proofErr w:type="spellEnd"/>
+      <w:r>
+        <w:rPr>
+          <w:rFonts w:ascii="Times New Roman" w:hAnsi="Times New Roman" w:cs="Times New Roman"/>
+          <w:highlight w:val="yellow"/>
+        </w:rPr>
+        <w:t xml:space="preserve"> содержит ресурсы — данные, отделённые от кода. В </w:t>
+      </w:r>
+      <w:proofErr w:type="spellStart"/>
+      <w:r>
+        <w:rPr>
+          <w:rFonts w:ascii="Times New Roman" w:hAnsi="Times New Roman" w:cs="Times New Roman"/>
+          <w:highlight w:val="yellow"/>
+        </w:rPr>
+        <w:t>layout</w:t>
+      </w:r>
+      <w:proofErr w:type="spellEnd"/>
+      <w:r>
+        <w:rPr>
+          <w:rFonts w:ascii="Times New Roman" w:hAnsi="Times New Roman" w:cs="Times New Roman"/>
+          <w:highlight w:val="yellow"/>
+        </w:rPr>
+        <w:t xml:space="preserve"> лежат XML-разметки экранов, например activity_main.xml. В </w:t>
+      </w:r>
+      <w:proofErr w:type="spellStart"/>
+      <w:r>
+        <w:rPr>
+          <w:rFonts w:ascii="Times New Roman" w:hAnsi="Times New Roman" w:cs="Times New Roman"/>
+          <w:highlight w:val="yellow"/>
+        </w:rPr>
+        <w:t>drawable</w:t>
+      </w:r>
+      <w:proofErr w:type="spellEnd"/>
+      <w:r>
+        <w:rPr>
+          <w:rFonts w:ascii="Times New Roman" w:hAnsi="Times New Roman" w:cs="Times New Roman"/>
+          <w:highlight w:val="yellow"/>
+        </w:rPr>
+        <w:t xml:space="preserve"> хранятся иконки и фоны, в </w:t>
+      </w:r>
+      <w:proofErr w:type="spellStart"/>
+      <w:r>
+        <w:rPr>
+          <w:rFonts w:ascii="Times New Roman" w:hAnsi="Times New Roman" w:cs="Times New Roman"/>
+          <w:highlight w:val="yellow"/>
+        </w:rPr>
+        <w:t>mipmap</w:t>
+      </w:r>
+      <w:proofErr w:type="spellEnd"/>
+      <w:r>
+        <w:rPr>
+          <w:rFonts w:ascii="Times New Roman" w:hAnsi="Times New Roman" w:cs="Times New Roman"/>
+          <w:highlight w:val="yellow"/>
+        </w:rPr>
+        <w:t xml:space="preserve"> — иконки приложения под разные разрешения экрана. В </w:t>
+      </w:r>
+      <w:proofErr w:type="spellStart"/>
+      <w:r>
+        <w:rPr>
+          <w:rFonts w:ascii="Times New Roman" w:hAnsi="Times New Roman" w:cs="Times New Roman"/>
+          <w:highlight w:val="yellow"/>
+        </w:rPr>
+        <w:t>values</w:t>
+      </w:r>
+      <w:proofErr w:type="spellEnd"/>
+      <w:r>
+        <w:rPr>
+          <w:rFonts w:ascii="Times New Roman" w:hAnsi="Times New Roman" w:cs="Times New Roman"/>
+          <w:highlight w:val="yellow"/>
+        </w:rPr>
+        <w:t xml:space="preserve"> находятся strings.xml со всеми текстами, colors.xml с цветами и themes.xml с темами оформления (их две — для светлого и тёмного режима). В папке </w:t>
+      </w:r>
+      <w:proofErr w:type="spellStart"/>
+      <w:r>
+        <w:rPr>
+          <w:rFonts w:ascii="Times New Roman" w:hAnsi="Times New Roman" w:cs="Times New Roman"/>
+          <w:highlight w:val="yellow"/>
+        </w:rPr>
+        <w:t>xml</w:t>
+      </w:r>
+      <w:proofErr w:type="spellEnd"/>
+      <w:r>
+        <w:rPr>
+          <w:rFonts w:ascii="Times New Roman" w:hAnsi="Times New Roman" w:cs="Times New Roman"/>
+          <w:highlight w:val="yellow"/>
+        </w:rPr>
+        <w:t xml:space="preserve"> лежат служебные конфигурации, которые на первых этапах не нужны.</w:t>
       </w:r>
     </w:p>
     <w:p>
@@ -1715,7 +2497,199 @@
           <w:rFonts w:ascii="Times New Roman" w:hAnsi="Times New Roman" w:cs="Times New Roman"/>
           <w:highlight w:val="yellow"/>
         </w:rPr>
-        <w:t>Папка keepRules содержит правила для инструмента R8, сжимающего код в релизной сборке; на этапе обучения она не важна. Внизу расположена группа Gradle Scripts — файлы сборки. build.gradle.kts (Project) описывает настройки всего проекта, а build.gradle.kts (Module: app) — конкретного модуля: здесь задаются версии SDK и список зависимостей, куда мы добавляли RecyclerView. Именно сюда позже будут подключаться Room, WorkManager и другие библиотеки.</w:t>
+        <w:t xml:space="preserve">Папка </w:t>
+      </w:r>
+      <w:proofErr w:type="spellStart"/>
+      <w:r>
+        <w:rPr>
+          <w:rFonts w:ascii="Times New Roman" w:hAnsi="Times New Roman" w:cs="Times New Roman"/>
+          <w:highlight w:val="yellow"/>
+        </w:rPr>
+        <w:t>keepRules</w:t>
+      </w:r>
+      <w:proofErr w:type="spellEnd"/>
+      <w:r>
+        <w:rPr>
+          <w:rFonts w:ascii="Times New Roman" w:hAnsi="Times New Roman" w:cs="Times New Roman"/>
+          <w:highlight w:val="yellow"/>
+        </w:rPr>
+        <w:t xml:space="preserve"> содержит правила для инструмента R8, сжимающего код в </w:t>
+      </w:r>
+      <w:proofErr w:type="spellStart"/>
+      <w:r>
+        <w:rPr>
+          <w:rFonts w:ascii="Times New Roman" w:hAnsi="Times New Roman" w:cs="Times New Roman"/>
+          <w:highlight w:val="yellow"/>
+        </w:rPr>
+        <w:t>релизной</w:t>
+      </w:r>
+      <w:proofErr w:type="spellEnd"/>
+      <w:r>
+        <w:rPr>
+          <w:rFonts w:ascii="Times New Roman" w:hAnsi="Times New Roman" w:cs="Times New Roman"/>
+          <w:highlight w:val="yellow"/>
+        </w:rPr>
+        <w:t xml:space="preserve"> сборке; на этапе обучения она не важна. Внизу расположена группа </w:t>
+      </w:r>
+      <w:proofErr w:type="spellStart"/>
+      <w:r>
+        <w:rPr>
+          <w:rFonts w:ascii="Times New Roman" w:hAnsi="Times New Roman" w:cs="Times New Roman"/>
+          <w:highlight w:val="yellow"/>
+        </w:rPr>
+        <w:t>Gradle</w:t>
+      </w:r>
+      <w:proofErr w:type="spellEnd"/>
+      <w:r>
+        <w:rPr>
+          <w:rFonts w:ascii="Times New Roman" w:hAnsi="Times New Roman" w:cs="Times New Roman"/>
+          <w:highlight w:val="yellow"/>
+        </w:rPr>
+        <w:t xml:space="preserve"> </w:t>
+      </w:r>
+      <w:proofErr w:type="spellStart"/>
+      <w:r>
+        <w:rPr>
+          <w:rFonts w:ascii="Times New Roman" w:hAnsi="Times New Roman" w:cs="Times New Roman"/>
+          <w:highlight w:val="yellow"/>
+        </w:rPr>
+        <w:t>Scripts</w:t>
+      </w:r>
+      <w:proofErr w:type="spellEnd"/>
+      <w:r>
+        <w:rPr>
+          <w:rFonts w:ascii="Times New Roman" w:hAnsi="Times New Roman" w:cs="Times New Roman"/>
+          <w:highlight w:val="yellow"/>
+        </w:rPr>
+        <w:t xml:space="preserve"> — файлы сборки. </w:t>
+      </w:r>
+      <w:proofErr w:type="spellStart"/>
+      <w:r>
+        <w:rPr>
+          <w:rFonts w:ascii="Times New Roman" w:hAnsi="Times New Roman" w:cs="Times New Roman"/>
+          <w:highlight w:val="yellow"/>
+        </w:rPr>
+        <w:t>build.gradle.kts</w:t>
+      </w:r>
+      <w:proofErr w:type="spellEnd"/>
+      <w:r>
+        <w:rPr>
+          <w:rFonts w:ascii="Times New Roman" w:hAnsi="Times New Roman" w:cs="Times New Roman"/>
+          <w:highlight w:val="yellow"/>
+        </w:rPr>
+        <w:t xml:space="preserve"> (</w:t>
+      </w:r>
+      <w:proofErr w:type="spellStart"/>
+      <w:r>
+        <w:rPr>
+          <w:rFonts w:ascii="Times New Roman" w:hAnsi="Times New Roman" w:cs="Times New Roman"/>
+          <w:highlight w:val="yellow"/>
+        </w:rPr>
+        <w:t>Project</w:t>
+      </w:r>
+      <w:proofErr w:type="spellEnd"/>
+      <w:r>
+        <w:rPr>
+          <w:rFonts w:ascii="Times New Roman" w:hAnsi="Times New Roman" w:cs="Times New Roman"/>
+          <w:highlight w:val="yellow"/>
+        </w:rPr>
+        <w:t xml:space="preserve">) описывает настройки всего проекта, а </w:t>
+      </w:r>
+      <w:proofErr w:type="spellStart"/>
+      <w:r>
+        <w:rPr>
+          <w:rFonts w:ascii="Times New Roman" w:hAnsi="Times New Roman" w:cs="Times New Roman"/>
+          <w:highlight w:val="yellow"/>
+        </w:rPr>
+        <w:t>build.gradle.kts</w:t>
+      </w:r>
+      <w:proofErr w:type="spellEnd"/>
+      <w:r>
+        <w:rPr>
+          <w:rFonts w:ascii="Times New Roman" w:hAnsi="Times New Roman" w:cs="Times New Roman"/>
+          <w:highlight w:val="yellow"/>
+        </w:rPr>
+        <w:t xml:space="preserve"> (</w:t>
+      </w:r>
+      <w:proofErr w:type="spellStart"/>
+      <w:r>
+        <w:rPr>
+          <w:rFonts w:ascii="Times New Roman" w:hAnsi="Times New Roman" w:cs="Times New Roman"/>
+          <w:highlight w:val="yellow"/>
+        </w:rPr>
+        <w:t>Module</w:t>
+      </w:r>
+      <w:proofErr w:type="spellEnd"/>
+      <w:r>
+        <w:rPr>
+          <w:rFonts w:ascii="Times New Roman" w:hAnsi="Times New Roman" w:cs="Times New Roman"/>
+          <w:highlight w:val="yellow"/>
+        </w:rPr>
+        <w:t xml:space="preserve">: </w:t>
+      </w:r>
+      <w:proofErr w:type="spellStart"/>
+      <w:r>
+        <w:rPr>
+          <w:rFonts w:ascii="Times New Roman" w:hAnsi="Times New Roman" w:cs="Times New Roman"/>
+          <w:highlight w:val="yellow"/>
+        </w:rPr>
+        <w:t>app</w:t>
+      </w:r>
+      <w:proofErr w:type="spellEnd"/>
+      <w:r>
+        <w:rPr>
+          <w:rFonts w:ascii="Times New Roman" w:hAnsi="Times New Roman" w:cs="Times New Roman"/>
+          <w:highlight w:val="yellow"/>
+        </w:rPr>
+        <w:t xml:space="preserve">) — конкретного модуля: здесь задаются версии SDK и список зависимостей, куда мы добавляли </w:t>
+      </w:r>
+      <w:proofErr w:type="spellStart"/>
+      <w:r>
+        <w:rPr>
+          <w:rFonts w:ascii="Times New Roman" w:hAnsi="Times New Roman" w:cs="Times New Roman"/>
+          <w:highlight w:val="yellow"/>
+        </w:rPr>
+        <w:t>RecyclerView</w:t>
+      </w:r>
+      <w:proofErr w:type="spellEnd"/>
+      <w:r>
+        <w:rPr>
+          <w:rFonts w:ascii="Times New Roman" w:hAnsi="Times New Roman" w:cs="Times New Roman"/>
+          <w:highlight w:val="yellow"/>
+        </w:rPr>
+        <w:t xml:space="preserve">. Именно сюда позже будут подключаться </w:t>
+      </w:r>
+      <w:proofErr w:type="spellStart"/>
+      <w:r>
+        <w:rPr>
+          <w:rFonts w:ascii="Times New Roman" w:hAnsi="Times New Roman" w:cs="Times New Roman"/>
+          <w:highlight w:val="yellow"/>
+        </w:rPr>
+        <w:t>Room</w:t>
+      </w:r>
+      <w:proofErr w:type="spellEnd"/>
+      <w:r>
+        <w:rPr>
+          <w:rFonts w:ascii="Times New Roman" w:hAnsi="Times New Roman" w:cs="Times New Roman"/>
+          <w:highlight w:val="yellow"/>
+        </w:rPr>
+        <w:t xml:space="preserve">, </w:t>
+      </w:r>
+      <w:proofErr w:type="spellStart"/>
+      <w:r>
+        <w:rPr>
+          <w:rFonts w:ascii="Times New Roman" w:hAnsi="Times New Roman" w:cs="Times New Roman"/>
+          <w:highlight w:val="yellow"/>
+        </w:rPr>
+        <w:t>WorkManager</w:t>
+      </w:r>
+      <w:proofErr w:type="spellEnd"/>
+      <w:r>
+        <w:rPr>
+          <w:rFonts w:ascii="Times New Roman" w:hAnsi="Times New Roman" w:cs="Times New Roman"/>
+          <w:highlight w:val="yellow"/>
+        </w:rPr>
+        <w:t xml:space="preserve"> и другие библиотеки.</w:t>
       </w:r>
     </w:p>
     <w:p>
@@ -2567,7 +3541,7 @@
 </file>
 
 <file path=customXml/itemProps1.xml><?xml version="1.0" encoding="utf-8"?>
-<ds:datastoreItem xmlns:ds="http://schemas.openxmlformats.org/officeDocument/2006/customXml" ds:itemID="{C6DC8272-304E-419A-9699-661AF830017E}">
+<ds:datastoreItem xmlns:ds="http://schemas.openxmlformats.org/officeDocument/2006/customXml" ds:itemID="{114AD2F9-2ED5-47EC-B45E-CF815784F2C5}">
   <ds:schemaRefs>
     <ds:schemaRef ds:uri="http://schemas.openxmlformats.org/officeDocument/2006/bibliography"/>
   </ds:schemaRefs>
